--- a/docs/Lessons/Lesson 14 - Raising the Stakes/Keys/Lesson_14_Key_Unreal.docx
+++ b/docs/Lessons/Lesson 14 - Raising the Stakes/Keys/Lesson_14_Key_Unreal.docx
@@ -156,6 +156,68 @@
       </w:pPr>
       <w:r>
         <w:t xml:space="preserve">Wave 1 still spawns exactly 5 (4 + 1 = 5), so nothing about the game's opening feel changes - only later waves escalate.</w:t>
+      </w:r>
+    </w:p>
+    <w:p>
+      <w:pPr>
+        <w:spacing w:after="40" w:before="120"/>
+        <w:jc w:val="center"/>
+      </w:pPr>
+      <w:r>
+        <w:drawing>
+          <wp:inline distT="0" distB="0" distL="0" distR="0">
+            <wp:extent cx="4937760" cy="4288536"/>
+            <wp:effectExtent t="0" r="0" b="0" l="0"/>
+            <wp:docPr id="1" name="" descr="" title=""/>
+            <wp:cNvGraphicFramePr>
+              <a:graphicFrameLocks xmlns:a="http://schemas.openxmlformats.org/drawingml/2006/main" noChangeAspect="1"/>
+            </wp:cNvGraphicFramePr>
+            <a:graphic xmlns:a="http://schemas.openxmlformats.org/drawingml/2006/main">
+              <a:graphicData uri="http://schemas.openxmlformats.org/drawingml/2006/picture">
+                <pic:pic xmlns:pic="http://schemas.openxmlformats.org/drawingml/2006/picture">
+                  <pic:nvPicPr>
+                    <pic:cNvPr id="0" name="" descr=""/>
+                    <pic:cNvPicPr>
+                      <a:picLocks noChangeAspect="1" noChangeArrowheads="1"/>
+                    </pic:cNvPicPr>
+                  </pic:nvPicPr>
+                  <pic:blipFill>
+                    <a:blip r:embed="rId10" cstate="none"/>
+                    <a:srcRect/>
+                    <a:stretch>
+                      <a:fillRect/>
+                    </a:stretch>
+                  </pic:blipFill>
+                  <pic:spPr bwMode="auto">
+                    <a:xfrm>
+                      <a:off x="0" y="0"/>
+                      <a:ext cx="4937760" cy="4288536"/>
+                    </a:xfrm>
+                    <a:prstGeom prst="rect">
+                      <a:avLst/>
+                    </a:prstGeom>
+                  </pic:spPr>
+                </pic:pic>
+              </a:graphicData>
+            </a:graphic>
+          </wp:inline>
+        </w:drawing>
+      </w:r>
+    </w:p>
+    <w:p>
+      <w:pPr>
+        <w:spacing w:after="160"/>
+        <w:jc w:val="center"/>
+      </w:pPr>
+      <w:r>
+        <w:rPr>
+          <w:i/>
+          <w:iCs/>
+          <w:color w:val="888888"/>
+          <w:sz w:val="16"/>
+          <w:szCs w:val="16"/>
+        </w:rPr>
+        <w:t xml:space="preserve">Whether the spawn loop and the reset live in two places or two genuinely different scripts, the rule is the same: one formula, referenced everywhere.</w:t>
       </w:r>
     </w:p>
     <w:p>

--- a/docs/Lessons/Lesson 14 - Raising the Stakes/Keys/Lesson_14_Key_Unreal.docx
+++ b/docs/Lessons/Lesson 14 - Raising the Stakes/Keys/Lesson_14_Key_Unreal.docx
@@ -160,6 +160,61 @@
     </w:p>
     <w:p>
       <w:pPr>
+        <w:shd w:fill="F0F0F0" w:val="clear"/>
+        <w:spacing w:after="160" w:before="80"/>
+        <w:ind w:left="360"/>
+      </w:pPr>
+      <w:r>
+        <w:rPr>
+          <w:i/>
+          <w:iCs/>
+          <w:color w:val="555555"/>
+          <w:sz w:val="18"/>
+          <w:szCs w:val="18"/>
+        </w:rPr>
+        <w:t xml:space="preserve">Highlighted lines are new this week; everything else is code you already have.</w:t>
+      </w:r>
+      <w:r>
+        <w:br/>
+        <w:t xml:space="preserve"/>
+      </w:r>
+      <w:r>
+        <w:rPr>
+          <w:rFonts w:ascii="Consolas" w:cs="Consolas" w:eastAsia="Consolas" w:hAnsi="Consolas"/>
+          <w:sz w:val="20"/>
+          <w:szCs w:val="20"/>
+        </w:rPr>
+        <w:t xml:space="preserve">Custom Event SpawnWave (revised) -&gt;</w:t>
+      </w:r>
+      <w:r>
+        <w:br/>
+        <w:t xml:space="preserve"/>
+      </w:r>
+      <w:r>
+        <w:rPr>
+          <w:rFonts w:ascii="Consolas" w:cs="Consolas" w:eastAsia="Consolas" w:hAnsi="Consolas"/>
+          <w:sz w:val="20"/>
+          <w:szCs w:val="20"/>
+          <w:shd w:fill="FFE98A" w:val="clear"/>
+        </w:rPr>
+        <w:t xml:space="preserve">  For Loop (0 to (4 + Wave) - 1) -&gt; Spawn Actor from Class(BP_Enemy) -&gt; Bind Event to OnEnemyDestroyed / OnEnemyEscaped</w:t>
+      </w:r>
+      <w:r>
+        <w:br/>
+        <w:t xml:space="preserve"/>
+      </w:r>
+      <w:r>
+        <w:rPr>
+          <w:rFonts w:ascii="Consolas" w:cs="Consolas" w:eastAsia="Consolas" w:hAnsi="Consolas"/>
+          <w:sz w:val="20"/>
+          <w:szCs w:val="20"/>
+          <w:shd w:fill="FFE98A" w:val="clear"/>
+        </w:rPr>
+        <w:t xml:space="preserve">  EnemiesRemaining = 4 + Wave</w:t>
+      </w:r>
+    </w:p>
+    <w:p>
+      <w:pPr>
         <w:spacing w:after="40" w:before="120"/>
         <w:jc w:val="center"/>
       </w:pPr>
@@ -286,6 +341,146 @@
       </w:pPr>
       <w:r>
         <w:t xml:space="preserve">For students on the C++ track: point out that the identical (4 + Wave) formula, expressed as a plain arithmetic expression instead of Blueprint nodes, is conceptually the exact same idea - worth naming that parallel explicitly.</w:t>
+      </w:r>
+    </w:p>
+    <w:p>
+      <w:pPr>
+        <w:spacing w:after="160"/>
+      </w:pPr>
+      <w:r>
+        <w:rPr>
+          <w:b/>
+          <w:bCs/>
+        </w:rPr>
+        <w:t xml:space="preserve">Level 2 - complete code:</w:t>
+      </w:r>
+    </w:p>
+    <w:p>
+      <w:pPr>
+        <w:shd w:fill="F0F0F0" w:val="clear"/>
+        <w:spacing w:after="160" w:before="80"/>
+        <w:ind w:left="360"/>
+      </w:pPr>
+      <w:r>
+        <w:rPr>
+          <w:i/>
+          <w:iCs/>
+          <w:color w:val="555555"/>
+          <w:sz w:val="18"/>
+          <w:szCs w:val="18"/>
+        </w:rPr>
+        <w:t xml:space="preserve">Highlighted lines are the Level 2 additions on top of the Level 1 code above.</w:t>
+      </w:r>
+      <w:r>
+        <w:br/>
+        <w:t xml:space="preserve"/>
+      </w:r>
+      <w:r>
+        <w:rPr>
+          <w:rFonts w:ascii="Consolas" w:cs="Consolas" w:eastAsia="Consolas" w:hAnsi="Consolas"/>
+          <w:sz w:val="20"/>
+          <w:szCs w:val="20"/>
+        </w:rPr>
+        <w:t xml:space="preserve">Custom Event SpawnWave (Level 2 addition, on top of the Level 1 code above - speed set on each spawned instance):</w:t>
+      </w:r>
+      <w:r>
+        <w:br/>
+        <w:t xml:space="preserve"/>
+      </w:r>
+      <w:r>
+        <w:rPr>
+          <w:rFonts w:ascii="Consolas" w:cs="Consolas" w:eastAsia="Consolas" w:hAnsi="Consolas"/>
+          <w:sz w:val="20"/>
+          <w:szCs w:val="20"/>
+        </w:rPr>
+        <w:t xml:space="preserve">  For Loop (0 to (4 + Wave) - 1) -&gt; Spawn Actor from Class(BP_Enemy) -&gt; Bind Event to OnEnemyDestroyed / OnEnemyEscaped</w:t>
+      </w:r>
+      <w:r>
+        <w:br/>
+        <w:t xml:space="preserve"/>
+      </w:r>
+      <w:r>
+        <w:rPr>
+          <w:rFonts w:ascii="Consolas" w:cs="Consolas" w:eastAsia="Consolas" w:hAnsi="Consolas"/>
+          <w:sz w:val="20"/>
+          <w:szCs w:val="20"/>
+          <w:shd w:fill="FFE98A" w:val="clear"/>
+        </w:rPr>
+        <w:t xml:space="preserve">  Set EnemySpeed (target = the just-spawned BP_Enemy) = 50.0 + (Wave - 1) * 15.0</w:t>
+      </w:r>
+      <w:r>
+        <w:br/>
+        <w:t xml:space="preserve"/>
+      </w:r>
+      <w:r>
+        <w:rPr>
+          <w:rFonts w:ascii="Consolas" w:cs="Consolas" w:eastAsia="Consolas" w:hAnsi="Consolas"/>
+          <w:sz w:val="20"/>
+          <w:szCs w:val="20"/>
+        </w:rPr>
+        <w:t xml:space="preserve">  EnemiesRemaining = 4 + Wave</w:t>
+      </w:r>
+      <w:r>
+        <w:br/>
+        <w:t xml:space="preserve"/>
+      </w:r>
+      <w:r>
+        <w:rPr>
+          <w:rFonts w:ascii="Consolas" w:cs="Consolas" w:eastAsia="Consolas" w:hAnsi="Consolas"/>
+          <w:sz w:val="20"/>
+          <w:szCs w:val="20"/>
+        </w:rPr>
+        <w:t xml:space="preserve"/>
+      </w:r>
+      <w:r>
+        <w:br/>
+        <w:t xml:space="preserve"/>
+      </w:r>
+      <w:r>
+        <w:rPr>
+          <w:rFonts w:ascii="Consolas" w:cs="Consolas" w:eastAsia="Consolas" w:hAnsi="Consolas"/>
+          <w:sz w:val="20"/>
+          <w:szCs w:val="20"/>
+        </w:rPr>
+        <w:t xml:space="preserve">C++ track (SpawnWave(), same addition):</w:t>
+      </w:r>
+      <w:r>
+        <w:br/>
+        <w:t xml:space="preserve"/>
+      </w:r>
+      <w:r>
+        <w:rPr>
+          <w:rFonts w:ascii="Consolas" w:cs="Consolas" w:eastAsia="Consolas" w:hAnsi="Consolas"/>
+          <w:sz w:val="20"/>
+          <w:szCs w:val="20"/>
+          <w:shd w:fill="FFE98A" w:val="clear"/>
+        </w:rPr>
+        <w:t xml:space="preserve">newEnemy-&gt;EnemySpeed = 50.f + (Wave - 1) * 15.f;</w:t>
+      </w:r>
+    </w:p>
+    <w:p>
+      <w:pPr>
+        <w:spacing w:after="160"/>
+      </w:pPr>
+      <w:r>
+        <w:rPr>
+          <w:b/>
+          <w:bCs/>
+        </w:rPr>
+        <w:t xml:space="preserve">Level 3 - no single combined code example:</w:t>
+      </w:r>
+    </w:p>
+    <w:p>
+      <w:pPr>
+        <w:spacing w:after="160"/>
+      </w:pPr>
+      <w:r>
+        <w:rPr>
+          <w:i/>
+          <w:iCs/>
+          <w:color w:val="555555"/>
+        </w:rPr>
+        <w:t xml:space="preserve">This week's Level 3 is a "choose ONE" menu of five independent stretch features (destructible shields, a power-up, a bonus enemy, formation-marching movement, or a title/game-over screen) rather than the usual set of small, combinable stretch goals - so a single "all goals combined" code block doesn't fit Rule 14's usual model, and isn't provided here. Full worked solutions for all five options, across the active engines, are planned for the Lesson 15 wrap-up "Complete Codebase" send-home materials instead. Use the Talking Points above and the Handout's Level 3 menu to guide students toward whichever option they choose.</w:t>
       </w:r>
     </w:p>
     <w:p>
